--- a/правки/T01.1_FavoriteRoute_v1.8_модель_выделено.docx
+++ b/правки/T01.1_FavoriteRoute_v1.8_модель_выделено.docx
@@ -15,7 +15,7 @@
         <w:rPr>
           <w:color w:val="C00000"/>
         </w:rPr>
-        <w:t>T01.1 • TRANSPORT-45585 • Версия 1.8 от 12 октября 2026 года, для согласования</w:t>
+        <w:t>T01.1 • TRANSPORT-45585 • Версия 1.8 от 13 октября 2026 года, для согласования</w:t>
       </w:r>
     </w:p>
     <w:p>
@@ -46,7 +46,7 @@
         <w:rPr>
           <w:color w:val="C00000"/>
         </w:rPr>
-        <w:t>Решения для согласования</w:t>
+        <w:t>Сводка решений для встречи</w:t>
       </w:r>
     </w:p>
     <w:p>
